--- a/lab12.docx
+++ b/lab12.docx
@@ -911,7 +911,7 @@
           <w:b w:val="0"/>
           <w:bCs w:val="0"/>
         </w:rPr>
-        <w:t>изучить особенности операционных систем Linux, macOS, Android и iOS, их интерфейсы, команды, безопасность и мобильные функции. Освоить резервное копирование, обновление, права доступа и методы устранения неисправностей в этих системах.</w:t>
+        <w:t>ознакомиться с особенностями операционных систем Linux, macOS, Android и iOS, их интерфейсами, командами, механизмами безопасности и мобильными функциями. Освоить резервное копирование, обновление, управление правами доступа и приёмы устранения неисправностей в этих системах.</w:t>
       </w:r>
     </w:p>
     <w:p>
@@ -964,15 +964,14 @@
           <w:sz w:val="28"/>
           <w:szCs w:val="28"/>
         </w:rPr>
-        <w:t>Открытый исходный код предполагает доступность программного кода для изучения, изменения и распространения, как в Linux. Закрытый исходный код принадлежит компании и не публикуется, как в Windows и macOS. Различие влияет на</w:t>
-      </w:r>
-      <w:r>
-        <w:rPr>
-          <w:rFonts w:ascii="Times New Roman" w:hAnsi="Times New Roman"/>
-          <w:sz w:val="28"/>
-          <w:szCs w:val="28"/>
-        </w:rPr>
-        <w:t xml:space="preserve"> гибкость, безопасность и поддержку системы.</w:t>
+        <w:t>Открытый исходный код допускает свободное изучение, изменение и распространение программного кода — так устроен Linux. Закрытый код остаётся собственностью компании и публично не размещается — примерами служат Windows и macOS. От этого различия зависят гибкость, безопасность и сопровождение системы.</w:t>
+      </w:r>
+      <w:r>
+        <w:rPr>
+          <w:rFonts w:ascii="Times New Roman" w:hAnsi="Times New Roman"/>
+          <w:sz w:val="28"/>
+          <w:szCs w:val="28"/>
+        </w:rPr>
       </w:r>
     </w:p>
     <w:p>
@@ -1026,15 +1025,14 @@
           <w:sz w:val="28"/>
           <w:szCs w:val="28"/>
         </w:rPr>
-        <w:t>Приложения и контент распространяются через официальные магазины (App Store, Google Play) или сторонние источники. Официальные магазины обеспечивают проверку безопасности, но огр</w:t>
-      </w:r>
-      <w:r>
-        <w:rPr>
-          <w:rFonts w:ascii="Times New Roman" w:hAnsi="Times New Roman"/>
-          <w:sz w:val="28"/>
-          <w:szCs w:val="28"/>
-        </w:rPr>
-        <w:t>аничивают выбор. Сторонние источники дают больше свободы, но повышают риск.</w:t>
+        <w:t>Приложения и контент поступают к пользователям через официальные магазины (App Store, Google Play) либо из посторонних источников. Магазины проверяют безопасность, однако сужают ассортимент. Сторонние источники дают больше свободы, но увеличивают риск.</w:t>
+      </w:r>
+      <w:r>
+        <w:rPr>
+          <w:rFonts w:ascii="Times New Roman" w:hAnsi="Times New Roman"/>
+          <w:sz w:val="28"/>
+          <w:szCs w:val="28"/>
+        </w:rPr>
       </w:r>
     </w:p>
     <w:p>
@@ -1190,16 +1188,14 @@
           <w:sz w:val="28"/>
           <w:szCs w:val="28"/>
         </w:rPr>
-        <w:lastRenderedPageBreak/>
-        <w:t xml:space="preserve">Главный экран мобильного устройства содержит значки приложений, виджеты, панель уведомлений и док. Он настраивается под пользователя. Главный </w:t>
-      </w:r>
-      <w:r>
-        <w:rPr>
-          <w:rFonts w:ascii="Times New Roman" w:hAnsi="Times New Roman"/>
-          <w:sz w:val="28"/>
-          <w:szCs w:val="28"/>
-        </w:rPr>
-        <w:t>экран обеспечивает быстрый доступ к функциям.</w:t>
+        <w:t>На главном экране мобильного устройства размещаются значки программ, виджеты, панель уведомлений и док. Его можно настроить под себя. Он даёт быстрый доступ к функциям устройства.</w:t>
+      </w:r>
+      <w:r>
+        <w:rPr>
+          <w:rFonts w:ascii="Times New Roman" w:hAnsi="Times New Roman"/>
+          <w:sz w:val="28"/>
+          <w:szCs w:val="28"/>
+        </w:rPr>
       </w:r>
     </w:p>
     <w:p>
@@ -1253,15 +1249,14 @@
           <w:sz w:val="28"/>
           <w:szCs w:val="28"/>
         </w:rPr>
-        <w:t>Android – открытая мобильная ОС от Google с гибким интерфейсом и широкими возможностями настройки. Она поддерживает виджеты, несколько рабочих столов и файловый менеджер. Работа с системой вкл</w:t>
-      </w:r>
-      <w:r>
-        <w:rPr>
-          <w:rFonts w:ascii="Times New Roman" w:hAnsi="Times New Roman"/>
-          <w:sz w:val="28"/>
-          <w:szCs w:val="28"/>
-        </w:rPr>
-        <w:t>ючает установку приложений, настройку уведомлений и управление учётными записями.</w:t>
+        <w:t>Android является открытой мобильной ОС от Google, отличающейся гибким интерфейсом и обширными возможностями настройки. В ней поддерживаются виджеты, несколько рабочих столов и файловый менеджер. Работа с системой охватывает установку приложений, настройку уведомлений и управление учётными записями.</w:t>
+      </w:r>
+      <w:r>
+        <w:rPr>
+          <w:rFonts w:ascii="Times New Roman" w:hAnsi="Times New Roman"/>
+          <w:sz w:val="28"/>
+          <w:szCs w:val="28"/>
+        </w:rPr>
       </w:r>
     </w:p>
     <w:p>
@@ -1315,15 +1310,14 @@
           <w:sz w:val="28"/>
           <w:szCs w:val="28"/>
         </w:rPr>
-        <w:t>Элементы главного экрана включают строку состояния, панель уведомлений, виджеты и док. Они различаются в Android и iOS. Понимание элементов упрощает</w:t>
-      </w:r>
-      <w:r>
-        <w:rPr>
-          <w:rFonts w:ascii="Times New Roman" w:hAnsi="Times New Roman"/>
-          <w:sz w:val="28"/>
-          <w:szCs w:val="28"/>
-        </w:rPr>
-        <w:t xml:space="preserve"> навигацию.</w:t>
+        <w:t>В состав главного экрана входят строка состояния, панель уведомлений, виджеты и док. В Android и iOS они устроены по-разному. Знакомство с ними облегчает навигацию.</w:t>
+      </w:r>
+      <w:r>
+        <w:rPr>
+          <w:rFonts w:ascii="Times New Roman" w:hAnsi="Times New Roman"/>
+          <w:sz w:val="28"/>
+          <w:szCs w:val="28"/>
+        </w:rPr>
       </w:r>
     </w:p>
     <w:p>
@@ -1377,15 +1371,14 @@
           <w:sz w:val="28"/>
           <w:szCs w:val="28"/>
         </w:rPr>
-        <w:t>iOS – закрытая мобильная ОС от Apple с единым интерфейсом и высокой степенью интеграции с устройствами. Она поддерживает жесты, Face ID и экосистему Apple. Работа с системой включает установку приложений, настройку iCloud и управл</w:t>
-      </w:r>
-      <w:r>
-        <w:rPr>
-          <w:rFonts w:ascii="Times New Roman" w:hAnsi="Times New Roman"/>
-          <w:sz w:val="28"/>
-          <w:szCs w:val="28"/>
-        </w:rPr>
-        <w:t>ение конфиденциальностью.</w:t>
+        <w:t>iOS представляет собой закрытую мобильную ОС от Apple с единым интерфейсом и глубокой интеграцией с устройствами. В ней поддерживаются жесты, Face ID и экосистема Apple. Работа с системой охватывает установку приложений, настройку iCloud и управление конфиденциальностью.</w:t>
+      </w:r>
+      <w:r>
+        <w:rPr>
+          <w:rFonts w:ascii="Times New Roman" w:hAnsi="Times New Roman"/>
+          <w:sz w:val="28"/>
+          <w:szCs w:val="28"/>
+        </w:rPr>
       </w:r>
     </w:p>
     <w:p>
@@ -1439,7 +1432,7 @@
           <w:sz w:val="28"/>
           <w:szCs w:val="28"/>
         </w:rPr>
-        <w:t>Ориентация экрана определяет положение изображения: портретное или ландшафтное. Она переключается автоматически или вручную. Ориентация влияет на удобство работы с приложениями.</w:t>
+        <w:t>Ориентация экрана задаёт положение изображения — портретное либо ландшафтное. Переключение выполняется автоматически или вручную. От ориентации зависит удобство работы с приложениями.</w:t>
       </w:r>
     </w:p>
     <w:p>
@@ -1493,15 +1486,14 @@
           <w:sz w:val="28"/>
           <w:szCs w:val="28"/>
         </w:rPr>
-        <w:t xml:space="preserve">Калибровка </w:t>
-      </w:r>
-      <w:r>
-        <w:rPr>
-          <w:rFonts w:ascii="Times New Roman" w:hAnsi="Times New Roman"/>
-          <w:sz w:val="28"/>
-          <w:szCs w:val="28"/>
-        </w:rPr>
-        <w:t>экрана настраивает чувствительность сенсора и точность касаний. Она выполняется в настройках устройства. Калибровка важна для корректной работы сенсорного ввода.</w:t>
+        <w:t>Калибровка экрана подбирает чувствительность сенсора и точность распознавания касаний. Выполняется она в настройках устройства. Без неё корректный сенсорный ввод невозможен.</w:t>
+      </w:r>
+      <w:r>
+        <w:rPr>
+          <w:rFonts w:ascii="Times New Roman" w:hAnsi="Times New Roman"/>
+          <w:sz w:val="28"/>
+          <w:szCs w:val="28"/>
+        </w:rPr>
       </w:r>
     </w:p>
     <w:p>
@@ -1579,16 +1571,14 @@
           <w:sz w:val="28"/>
           <w:szCs w:val="28"/>
         </w:rPr>
-        <w:lastRenderedPageBreak/>
-        <w:t>GPS определяет местоположение устройства через спутники. Он используется в навигации, к</w:t>
-      </w:r>
-      <w:r>
-        <w:rPr>
-          <w:rFonts w:ascii="Times New Roman" w:hAnsi="Times New Roman"/>
-          <w:sz w:val="28"/>
-          <w:szCs w:val="28"/>
-        </w:rPr>
-        <w:t>артах и приложениях. Точность зависит от условий приёма сигнала.</w:t>
+        <w:t>GPS устанавливает местоположение устройства по спутникам. Применяется он в навигации, картах и приложениях. Точность определяется условиями приёма сигнала.</w:t>
+      </w:r>
+      <w:r>
+        <w:rPr>
+          <w:rFonts w:ascii="Times New Roman" w:hAnsi="Times New Roman"/>
+          <w:sz w:val="28"/>
+          <w:szCs w:val="28"/>
+        </w:rPr>
       </w:r>
     </w:p>
     <w:p>
@@ -1642,15 +1632,14 @@
           <w:sz w:val="28"/>
           <w:szCs w:val="28"/>
         </w:rPr>
-        <w:t>Функции мобильных устройств включают звонки, сообщения, камеру, навигацию, платежи и биометрию. Они зависят от аппаратных возможностей и ОС. Современные устройств</w:t>
-      </w:r>
-      <w:r>
-        <w:rPr>
-          <w:rFonts w:ascii="Times New Roman" w:hAnsi="Times New Roman"/>
-          <w:sz w:val="28"/>
-          <w:szCs w:val="28"/>
-        </w:rPr>
-        <w:t>а поддерживают множество сервисов.</w:t>
+        <w:t>В функции мобильных устройств входят звонки, сообщения, камера, навигация, платежи и биометрия. Их набор определяется аппаратными возможностями и ОС. Актуальные устройства поддерживают множество сервисов.</w:t>
+      </w:r>
+      <w:r>
+        <w:rPr>
+          <w:rFonts w:ascii="Times New Roman" w:hAnsi="Times New Roman"/>
+          <w:sz w:val="28"/>
+          <w:szCs w:val="28"/>
+        </w:rPr>
       </w:r>
     </w:p>
     <w:p>
@@ -1704,7 +1693,7 @@
           <w:sz w:val="28"/>
           <w:szCs w:val="28"/>
         </w:rPr>
-        <w:t>Вызовы по Wi-Fi позволяют совершать звонки через интернет-соединение при слабом сотовом сигнале. Функция требует поддержки оператора и настройки. Она экономит трафик и улучшает качество связи.</w:t>
+        <w:t>Вызовы по Wi-Fi дают возможность звонить через интернет-соединение, когда сотовый сигнал слаб. Для функции нужна поддержка оператора и настройка. Она экономит трафик и повышает качество связи.</w:t>
       </w:r>
     </w:p>
     <w:p>
@@ -1766,7 +1755,7 @@
           <w:sz w:val="28"/>
           <w:szCs w:val="28"/>
         </w:rPr>
-        <w:t>NFC позволяет оплачивать покупки бесконтактно через смартфон или часы. Данные карты хранятся в защищённом элементе. Технология используется в Apple Pay, Google Pay и Samsung Pay.</w:t>
+        <w:t>NFC даёт возможность бесконтактно оплачивать покупки смартфоном или часами. Данные карты находятся в защищённом элементе. Технология применяется в Apple Pay, Google Pay и Samsung Pay.</w:t>
       </w:r>
     </w:p>
     <w:p>
@@ -1820,15 +1809,14 @@
           <w:sz w:val="28"/>
           <w:szCs w:val="28"/>
         </w:rPr>
-        <w:t xml:space="preserve">VPN создаёт защищённое соединение через </w:t>
-      </w:r>
-      <w:r>
-        <w:rPr>
-          <w:rFonts w:ascii="Times New Roman" w:hAnsi="Times New Roman"/>
-          <w:sz w:val="28"/>
-          <w:szCs w:val="28"/>
-        </w:rPr>
-        <w:t>Интернет, шифруя трафик. Он используется для удалённого доступа и защиты данных. Настройка выполняется в параметрах сети.</w:t>
+        <w:t>VPN образует защищённое соединение через Интернет, шифруя трафик. Его применяют для удалённого доступа и защиты данных. Настройка выполняется в параметрах сети.</w:t>
+      </w:r>
+      <w:r>
+        <w:rPr>
+          <w:rFonts w:ascii="Times New Roman" w:hAnsi="Times New Roman"/>
+          <w:sz w:val="28"/>
+          <w:szCs w:val="28"/>
+        </w:rPr>
       </w:r>
     </w:p>
     <w:p>
@@ -1882,15 +1870,14 @@
           <w:sz w:val="28"/>
           <w:szCs w:val="28"/>
         </w:rPr>
-        <w:t>Виртуальные помощники (Siri, Google Assistant) распознают голос и выполняют команды. Они управляют устройством,</w:t>
-      </w:r>
-      <w:r>
-        <w:rPr>
-          <w:rFonts w:ascii="Times New Roman" w:hAnsi="Times New Roman"/>
-          <w:sz w:val="28"/>
-          <w:szCs w:val="28"/>
-        </w:rPr>
-        <w:t xml:space="preserve"> ищут информацию и интегрируются с приложениями. Их работа зависит от интернет-соединения.</w:t>
+        <w:t>Виртуальные помощники (Siri, Google Assistant) распознают голосовую речь и исполняют команды. Они управляют устройством, находят информацию и интегрируются с приложениями. Для их работы нужно интернет-соединение.</w:t>
+      </w:r>
+      <w:r>
+        <w:rPr>
+          <w:rFonts w:ascii="Times New Roman" w:hAnsi="Times New Roman"/>
+          <w:sz w:val="28"/>
+          <w:szCs w:val="28"/>
+        </w:rPr>
       </w:r>
     </w:p>
     <w:p>
@@ -1944,15 +1931,14 @@
           <w:sz w:val="28"/>
           <w:szCs w:val="28"/>
         </w:rPr>
-        <w:t>Защита кодом доступа предотвращает несанкционированный вход в устройство. Используются PIN, пароль, графический ключ или биометрия. Код доступа</w:t>
-      </w:r>
-      <w:r>
-        <w:rPr>
-          <w:rFonts w:ascii="Times New Roman" w:hAnsi="Times New Roman"/>
-          <w:sz w:val="28"/>
-          <w:szCs w:val="28"/>
-        </w:rPr>
-        <w:t xml:space="preserve"> можно изменить в настройках.</w:t>
+        <w:t>Защита кодом доступа не позволяет посторонним попасть в устройство. Применяются PIN, пароль, графический ключ либо биометрия. Изменить код можно в настройках.</w:t>
+      </w:r>
+      <w:r>
+        <w:rPr>
+          <w:rFonts w:ascii="Times New Roman" w:hAnsi="Times New Roman"/>
+          <w:sz w:val="28"/>
+          <w:szCs w:val="28"/>
+        </w:rPr>
       </w:r>
     </w:p>
     <w:p>
@@ -1993,8 +1979,7 @@
           <w:sz w:val="28"/>
           <w:szCs w:val="28"/>
         </w:rPr>
-        <w:lastRenderedPageBreak/>
-        <w:t>Ограничение попыток входа блокирует устройство после нескольких неудачных попыток. Это защищает данные от подбора пароля. Настройка выполняется в параметрах безопасности.</w:t>
+        <w:t>Ограничение попыток входа блокирует устройство после ряда неудачных попыток. Так данные защищаются от подбора пароля. Настраивается оно в параметрах безопасности.</w:t>
       </w:r>
     </w:p>
     <w:p>
@@ -2146,7 +2131,7 @@
           <w:sz w:val="28"/>
           <w:szCs w:val="28"/>
         </w:rPr>
-        <w:t>Удалённое резервное копирование сохраняет данные устройства в облаке. Оно позволяет восстановить информацию при потере или сбросе. Выполняется автоматически или вручную.</w:t>
+        <w:t>Удалённое резервное копирование помещает данные устройства в облако. Благодаря ему информацию можно вернуть после потери или сброса. Выполняется оно автоматически либо вручную.</w:t>
       </w:r>
     </w:p>
     <w:p>
@@ -2208,7 +2193,7 @@
           <w:sz w:val="28"/>
           <w:szCs w:val="28"/>
         </w:rPr>
-        <w:t>Приложения для определения местоположения помогают найти потерянное устройство. Они отображают его на карте и позволяют удалённо управлять им. Функция требует включённого GPS и интернета.</w:t>
+        <w:t>Приложения поиска местоположения помогают отыскать потерянное устройство. Они показывают его на карте и дают возможность управлять им удалённо. Для функции нужны включённый GPS и интернет.</w:t>
       </w:r>
     </w:p>
     <w:p>
@@ -2288,16 +2273,14 @@
           <w:sz w:val="28"/>
           <w:szCs w:val="28"/>
         </w:rPr>
-        <w:lastRenderedPageBreak/>
-        <w:t xml:space="preserve">Удалённая </w:t>
-      </w:r>
-      <w:r>
-        <w:rPr>
-          <w:rFonts w:ascii="Times New Roman" w:hAnsi="Times New Roman"/>
-          <w:sz w:val="28"/>
-          <w:szCs w:val="28"/>
-        </w:rPr>
-        <w:t>блокировка защищает устройство от доступа посторонних. Удалённое стирание уничтожает данные при потере или краже. Обе функции доступны через сервисы Apple и Google.</w:t>
+        <w:t>Удалённая блокировка не даёт посторонним доступ к устройству. Удалённое стирание уничтожает данные при утере или краже. Обе функции доступны через сервисы Apple и Google.</w:t>
+      </w:r>
+      <w:r>
+        <w:rPr>
+          <w:rFonts w:ascii="Times New Roman" w:hAnsi="Times New Roman"/>
+          <w:sz w:val="28"/>
+          <w:szCs w:val="28"/>
+        </w:rPr>
       </w:r>
     </w:p>
     <w:p>
@@ -2441,15 +2424,14 @@
           <w:sz w:val="28"/>
           <w:szCs w:val="28"/>
         </w:rPr>
-        <w:t>Антивирус защищает мобильное устройство от вредоносного ПО. Он сканир</w:t>
-      </w:r>
-      <w:r>
-        <w:rPr>
-          <w:rFonts w:ascii="Times New Roman" w:hAnsi="Times New Roman"/>
-          <w:sz w:val="28"/>
-          <w:szCs w:val="28"/>
-        </w:rPr>
-        <w:t>ует приложения и файлы, блокирует угрозы. Установка антивируса рекомендуется при загрузке приложений из сторонних источников.</w:t>
+        <w:t>Антивирус оберегает мобильное устройство от вредоносного ПО. Он проверяет приложения и файлы, пресекает угрозы. Ставить антивирус советуют тем, кто загружает приложения из сторонних источников.</w:t>
+      </w:r>
+      <w:r>
+        <w:rPr>
+          <w:rFonts w:ascii="Times New Roman" w:hAnsi="Times New Roman"/>
+          <w:sz w:val="28"/>
+          <w:szCs w:val="28"/>
+        </w:rPr>
       </w:r>
     </w:p>
     <w:p>
@@ -2503,15 +2485,14 @@
           <w:sz w:val="28"/>
           <w:szCs w:val="28"/>
         </w:rPr>
-        <w:t>Rooting в Android и jailbreaking в iOS дают пользователю максимальны</w:t>
-      </w:r>
-      <w:r>
-        <w:rPr>
-          <w:rFonts w:ascii="Times New Roman" w:hAnsi="Times New Roman"/>
-          <w:sz w:val="28"/>
-          <w:szCs w:val="28"/>
-        </w:rPr>
-        <w:t>е права доступа. Это позволяет устанавливать неофициальные приложения и менять систему. Однако это снижает безопасность и лишает гарантии.</w:t>
+        <w:t>Rooting в Android и jailbreaking в iOS открывают пользователю максимальные права доступа. Это разрешает ставить неофициальные приложения и менять систему. Оборотная сторона — снижение безопасности и потеря гарантии.</w:t>
+      </w:r>
+      <w:r>
+        <w:rPr>
+          <w:rFonts w:ascii="Times New Roman" w:hAnsi="Times New Roman"/>
+          <w:sz w:val="28"/>
+          <w:szCs w:val="28"/>
+        </w:rPr>
       </w:r>
     </w:p>
     <w:p>
@@ -2591,16 +2572,14 @@
           <w:sz w:val="28"/>
           <w:szCs w:val="28"/>
         </w:rPr>
-        <w:lastRenderedPageBreak/>
-        <w:t xml:space="preserve">Обновления ОС устраняют уязвимости и добавляют функции. Они </w:t>
-      </w:r>
-      <w:r>
-        <w:rPr>
-          <w:rFonts w:ascii="Times New Roman" w:hAnsi="Times New Roman"/>
-          <w:sz w:val="28"/>
-          <w:szCs w:val="28"/>
-        </w:rPr>
-        <w:t>устанавливаются через настройки устройства. Регулярное обновление повышает безопасность и стабильность.</w:t>
+        <w:t>Обновления ОС закрывают уязвимости и приносят новые функции. Установка выполняется через настройки устройства. Регулярное обновление укрепляет безопасность и стабильность.</w:t>
+      </w:r>
+      <w:r>
+        <w:rPr>
+          <w:rFonts w:ascii="Times New Roman" w:hAnsi="Times New Roman"/>
+          <w:sz w:val="28"/>
+          <w:szCs w:val="28"/>
+        </w:rPr>
       </w:r>
     </w:p>
     <w:p>
@@ -2744,15 +2723,14 @@
           <w:sz w:val="28"/>
           <w:szCs w:val="28"/>
         </w:rPr>
-        <w:t>Linux – открытая ОС с множеством дистрибутивов, используемая на серверах и ПК. macOS – закрыта</w:t>
-      </w:r>
-      <w:r>
-        <w:rPr>
-          <w:rFonts w:ascii="Times New Roman" w:hAnsi="Times New Roman"/>
-          <w:sz w:val="28"/>
-          <w:szCs w:val="28"/>
-        </w:rPr>
-        <w:t>я ОС Apple для компьютеров Mac. Обе системы отличаются от Windows архитектурой и интерфейсом.</w:t>
+        <w:t>Linux является открытой ОС со множеством дистрибутивов, распространённой на серверах и ПК. macOS — закрытая ОС Apple, предназначенная для компьютеров Mac. Обе системы отличаются от Windows и архитектурой, и интерфейсом.</w:t>
+      </w:r>
+      <w:r>
+        <w:rPr>
+          <w:rFonts w:ascii="Times New Roman" w:hAnsi="Times New Roman"/>
+          <w:sz w:val="28"/>
+          <w:szCs w:val="28"/>
+        </w:rPr>
       </w:r>
     </w:p>
     <w:p>
@@ -2806,15 +2784,14 @@
           <w:sz w:val="28"/>
           <w:szCs w:val="28"/>
         </w:rPr>
-        <w:t>Графический интерфейс Linux зависит от окружения рабочего стола (GNOME, KDE, XFCE). Он включает панель, меню приложений, рабо</w:t>
-      </w:r>
-      <w:r>
-        <w:rPr>
-          <w:rFonts w:ascii="Times New Roman" w:hAnsi="Times New Roman"/>
-          <w:sz w:val="28"/>
-          <w:szCs w:val="28"/>
-        </w:rPr>
-        <w:t>чие столы и файловый менеджер. Интерфейс настраивается под пользователя.</w:t>
+        <w:t>Графический интерфейс Linux определяется окружением рабочего стола (GNOME, KDE, XFCE). В его состав входят панель, меню приложений, рабочие столы и файловый менеджер. Интерфейс подгоняется под пользователя.</w:t>
+      </w:r>
+      <w:r>
+        <w:rPr>
+          <w:rFonts w:ascii="Times New Roman" w:hAnsi="Times New Roman"/>
+          <w:sz w:val="28"/>
+          <w:szCs w:val="28"/>
+        </w:rPr>
       </w:r>
     </w:p>
     <w:p>
@@ -2868,15 +2845,14 @@
           <w:sz w:val="28"/>
           <w:szCs w:val="28"/>
         </w:rPr>
-        <w:t xml:space="preserve">Интерфейс macOS включает Dock, меню Apple, Finder и Mission Control. Он отличается единообразием и интеграцией с устройствами Apple. Рабочий стол </w:t>
-      </w:r>
-      <w:r>
-        <w:rPr>
-          <w:rFonts w:ascii="Times New Roman" w:hAnsi="Times New Roman"/>
-          <w:sz w:val="28"/>
-          <w:szCs w:val="28"/>
-        </w:rPr>
-        <w:t>настраивается через «Системные настройки».</w:t>
+        <w:t>В интерфейс macOS входят Dock, меню Apple, Finder и Mission Control. Ему свойственны единообразие и интеграция с устройствами Apple. Рабочий стол настраивается через «Системные настройки».</w:t>
+      </w:r>
+      <w:r>
+        <w:rPr>
+          <w:rFonts w:ascii="Times New Roman" w:hAnsi="Times New Roman"/>
+          <w:sz w:val="28"/>
+          <w:szCs w:val="28"/>
+        </w:rPr>
       </w:r>
     </w:p>
     <w:p>
@@ -2943,8 +2919,7 @@
           <w:sz w:val="28"/>
           <w:szCs w:val="28"/>
         </w:rPr>
-        <w:lastRenderedPageBreak/>
-        <w:t>Командная строка Linux и macOS основана на оболочке bash или zsh. Она позволяет управлять файлами, процессами и сетью. Синтаксис команд схож, но есть различия.</w:t>
+        <w:t>Командная строка Linux и macOS построена на оболочках bash и zsh. С её помощью управляются файлы, процессы и сеть. Синтаксис команд близок, однако имеются отличия.</w:t>
       </w:r>
     </w:p>
     <w:p>
@@ -3006,7 +2981,7 @@
           <w:sz w:val="28"/>
           <w:szCs w:val="28"/>
         </w:rPr>
-        <w:t>Резервное копирование в Linux выполняется с помощью rsync, tar и других утилит. Восстановление из архивов или снапшотов. Настройка выполняется вручную или по расписанию.</w:t>
+        <w:t>Резервное копирование в Linux ведётся утилитами rsync, tar и прочими. Восстановление идёт из архивов либо снапшотов. Настройка производится вручную или по расписанию.</w:t>
       </w:r>
     </w:p>
     <w:p>
@@ -3055,7 +3030,7 @@
           <w:sz w:val="28"/>
           <w:szCs w:val="28"/>
         </w:rPr>
-        <w:t>В macOS используется Time Machine для автоматического резервного копирования. Восстановление выполняется через Migration Assistant. Копии хранятся на внешнем диске или в сети.</w:t>
+        <w:t>В macOS для автоматического резервного копирования служит Time Machine. Восстановление выполняется через Migration Assistant. Копии размещаются на внешнем диске либо в сети.</w:t>
       </w:r>
     </w:p>
     <w:p>
@@ -3109,15 +3084,14 @@
           <w:sz w:val="28"/>
           <w:szCs w:val="28"/>
         </w:rPr>
-        <w:t xml:space="preserve">Сервисные программы для </w:t>
-      </w:r>
-      <w:r>
-        <w:rPr>
-          <w:rFonts w:ascii="Times New Roman" w:hAnsi="Times New Roman"/>
-          <w:sz w:val="28"/>
-          <w:szCs w:val="28"/>
-        </w:rPr>
-        <w:t>работы с дисками включают GParted, Disk Utility и fdisk. Они позволяют создавать, изменять и проверять разделы. Инструменты различаются по интерфейсу и возможностям.</w:t>
+        <w:t>К сервисным программам для работы с дисками относятся GParted, Disk Utility и fdisk. С их помощью создаются, меняются и проверяются разделы. Инструменты различаются интерфейсом и возможностями.</w:t>
+      </w:r>
+      <w:r>
+        <w:rPr>
+          <w:rFonts w:ascii="Times New Roman" w:hAnsi="Times New Roman"/>
+          <w:sz w:val="28"/>
+          <w:szCs w:val="28"/>
+        </w:rPr>
       </w:r>
     </w:p>
     <w:p>
@@ -3249,16 +3223,14 @@
           <w:sz w:val="28"/>
           <w:szCs w:val="28"/>
         </w:rPr>
-        <w:lastRenderedPageBreak/>
-        <w:t xml:space="preserve">Планирование задач выполняется через cron в Linux и launchd </w:t>
-      </w:r>
-      <w:r>
-        <w:rPr>
-          <w:rFonts w:ascii="Times New Roman" w:hAnsi="Times New Roman"/>
-          <w:sz w:val="28"/>
-          <w:szCs w:val="28"/>
-        </w:rPr>
-        <w:t>в macOS. Оно позволяет запускать скрипты и приложения по расписанию. Настройка включает расписание и команды.</w:t>
+        <w:t>Планирование задач в Linux ведётся через cron, в macOS — через launchd. Оно даёт возможность запускать скрипты и приложения по расписанию. В настройку входят расписание и команды.</w:t>
+      </w:r>
+      <w:r>
+        <w:rPr>
+          <w:rFonts w:ascii="Times New Roman" w:hAnsi="Times New Roman"/>
+          <w:sz w:val="28"/>
+          <w:szCs w:val="28"/>
+        </w:rPr>
       </w:r>
     </w:p>
     <w:p>
@@ -3312,15 +3284,14 @@
           <w:sz w:val="28"/>
           <w:szCs w:val="28"/>
         </w:rPr>
-        <w:t xml:space="preserve">Обновления Linux выполняются через менеджер пакетов (apt, yum, dnf). В macOS – через «Обновление ПО». Регулярное </w:t>
-      </w:r>
-      <w:r>
-        <w:rPr>
-          <w:rFonts w:ascii="Times New Roman" w:hAnsi="Times New Roman"/>
-          <w:sz w:val="28"/>
-          <w:szCs w:val="28"/>
-        </w:rPr>
-        <w:t>обновление устраняет уязвимости и добавляет функции.</w:t>
+        <w:t>Обновления Linux проводятся менеджером пакетов (apt, yum, dnf). В macOS для этого служит «Обновление ПО». Регулярное обновление закрывает уязвимости и добавляет функции.</w:t>
+      </w:r>
+      <w:r>
+        <w:rPr>
+          <w:rFonts w:ascii="Times New Roman" w:hAnsi="Times New Roman"/>
+          <w:sz w:val="28"/>
+          <w:szCs w:val="28"/>
+        </w:rPr>
       </w:r>
     </w:p>
     <w:p>
@@ -3374,7 +3345,7 @@
           <w:sz w:val="28"/>
           <w:szCs w:val="28"/>
         </w:rPr>
-        <w:t>Безопасность Linux и macOS обеспечивается правами доступа, брандмауэром и шифрованием. Используются sudo, FileVault и SELinux. Настройка безопасности зависит от дистрибутива и версии.</w:t>
+        <w:t>Защиту Linux и macOS обеспечивают права доступа, брандмауэр и шифрование. Применяются sudo, FileVault и SELinux. Конкретная настройка зависит от дистрибутива и версии.</w:t>
       </w:r>
     </w:p>
     <w:p>
@@ -3562,8 +3533,7 @@
           <w:sz w:val="28"/>
           <w:szCs w:val="28"/>
         </w:rPr>
-        <w:lastRenderedPageBreak/>
-        <w:t>Команды для работы с файлами: ls, cd, cp, mv, rm, mkdir. Они позволяют навигировать и управлять файлами. Синтаксис включает команду, параметры и аргументы.</w:t>
+        <w:t>Файловые команды — это ls, cd, cp, mv, rm, mkdir. С их помощью перемещаются по каталогам и управляются файлами. Синтаксис складывается из команды, параметров и аргументов.</w:t>
       </w:r>
     </w:p>
     <w:p>
@@ -3715,7 +3685,7 @@
           <w:sz w:val="28"/>
           <w:szCs w:val="28"/>
         </w:rPr>
-        <w:t>Команда ls -l отображает подробную информацию о файлах: права, владельца, размер, дату. Она используется для анализа содержимого каталога. Вывод помогает выявить проблемы с правами.</w:t>
+        <w:t>Команда ls -l выдаёт подробные сведения о файлах: права, владельца, размер, дату. Её применяют для анализа содержимого каталога. Вывод помогает обнаружить проблемы с правами.</w:t>
       </w:r>
     </w:p>
     <w:p>
@@ -3769,7 +3739,7 @@
           <w:sz w:val="28"/>
           <w:szCs w:val="28"/>
         </w:rPr>
-        <w:t>Права доступа в Unix делятся на чтение, запись и выполнение для владельца, группы и остальных. Они обозначаются символами rwx или числами. Права влияют на доступ к файлам и каталогам.</w:t>
+        <w:t>Права доступа в Unix подразделяются на чтение, запись и выполнение и назначаются владельцу, группе и остальным. Обозначаются они символами rwx либо числами. От прав зависит доступ к файлам и каталогам.</w:t>
       </w:r>
     </w:p>
     <w:p>
@@ -3823,15 +3793,14 @@
           <w:sz w:val="28"/>
           <w:szCs w:val="28"/>
         </w:rPr>
-        <w:t>Права изменяют</w:t>
-      </w:r>
-      <w:r>
-        <w:rPr>
-          <w:rFonts w:ascii="Times New Roman" w:hAnsi="Times New Roman"/>
-          <w:sz w:val="28"/>
-          <w:szCs w:val="28"/>
-        </w:rPr>
-        <w:t>ся командой chmod с символическим или числовым режимом. Синтаксис: chmod 755 file. Права проверяются командой ls -l.</w:t>
+        <w:t>Права меняются командой chmod в символическом либо числовом режиме. Синтаксис: chmod 755 file. Проверка выполняется командой ls -l.</w:t>
+      </w:r>
+      <w:r>
+        <w:rPr>
+          <w:rFonts w:ascii="Times New Roman" w:hAnsi="Times New Roman"/>
+          <w:sz w:val="28"/>
+          <w:szCs w:val="28"/>
+        </w:rPr>
       </w:r>
     </w:p>
     <w:p>
@@ -3976,15 +3945,14 @@
           <w:sz w:val="28"/>
           <w:szCs w:val="28"/>
         </w:rPr>
-        <w:t>Команды администрирования включают useradd, usermod, passwd, groupadd. Они управляют пользовате</w:t>
-      </w:r>
-      <w:r>
-        <w:rPr>
-          <w:rFonts w:ascii="Times New Roman" w:hAnsi="Times New Roman"/>
-          <w:sz w:val="28"/>
-          <w:szCs w:val="28"/>
-        </w:rPr>
-        <w:t>лями и группами. Выполняются с правами root.</w:t>
+        <w:t>К командам администрирования относятся useradd, usermod, passwd, groupadd. Они ведают пользователями и группами. Исполняются с правами root.</w:t>
+      </w:r>
+      <w:r>
+        <w:rPr>
+          <w:rFonts w:ascii="Times New Roman" w:hAnsi="Times New Roman"/>
+          <w:sz w:val="28"/>
+          <w:szCs w:val="28"/>
+        </w:rPr>
       </w:r>
     </w:p>
     <w:p>
@@ -4038,7 +4006,7 @@
           <w:sz w:val="28"/>
           <w:szCs w:val="28"/>
         </w:rPr>
-        <w:t>Команды, требующие root: sudo, su, apt, systemctl. Они изменяют систему и устанавливают ПО. Root-доступ требует осторожности.</w:t>
+        <w:t>Команды с требованием root — это sudo, su, apt, systemctl. Они вносят изменения в систему и ставят ПО. Root-доступ обязывает к осторожности.</w:t>
       </w:r>
     </w:p>
     <w:p>
@@ -4191,7 +4159,7 @@
           <w:sz w:val="28"/>
           <w:szCs w:val="28"/>
         </w:rPr>
-        <w:t>Права владения изменяются командами chown и chgrp. Синтаксис</w:t>
+        <w:t>Владение меняется командами chown и chgrp. Синтаксис: chown user:group file. Проверка выполняется через ls -l.</w:t>
       </w:r>
       <w:r>
         <w:rPr>
@@ -4200,15 +4168,13 @@
           <w:szCs w:val="28"/>
           <w:lang w:val="en-US"/>
         </w:rPr>
-        <w:t xml:space="preserve">: chown user:group file. </w:t>
-      </w:r>
-      <w:r>
-        <w:rPr>
-          <w:rFonts w:ascii="Times New Roman" w:hAnsi="Times New Roman"/>
-          <w:sz w:val="28"/>
-          <w:szCs w:val="28"/>
-        </w:rPr>
-        <w:t>Проверка выполняется через ls -l.</w:t>
+      </w:r>
+      <w:r>
+        <w:rPr>
+          <w:rFonts w:ascii="Times New Roman" w:hAnsi="Times New Roman"/>
+          <w:sz w:val="28"/>
+          <w:szCs w:val="28"/>
+        </w:rPr>
       </w:r>
     </w:p>
     <w:p>
@@ -4262,15 +4228,14 @@
           <w:sz w:val="28"/>
           <w:szCs w:val="28"/>
         </w:rPr>
-        <w:t xml:space="preserve">Процесс включает определение проблемы, </w:t>
-      </w:r>
-      <w:r>
-        <w:rPr>
-          <w:rFonts w:ascii="Times New Roman" w:hAnsi="Times New Roman"/>
-          <w:sz w:val="28"/>
-          <w:szCs w:val="28"/>
-        </w:rPr>
-        <w:t>гипотезы, проверку, план, подтверждение и документирование. Последовательность повышает эффективность. Это универсальный подход.</w:t>
+        <w:t>Процесс складывается из определения проблемы, гипотез, проверки, плана, подтверждения и документирования. Следование последовательности повышает эффективность. Это универсальный подход.</w:t>
+      </w:r>
+      <w:r>
+        <w:rPr>
+          <w:rFonts w:ascii="Times New Roman" w:hAnsi="Times New Roman"/>
+          <w:sz w:val="28"/>
+          <w:szCs w:val="28"/>
+        </w:rPr>
       </w:r>
     </w:p>
     <w:p>
@@ -4324,15 +4289,14 @@
           <w:sz w:val="28"/>
           <w:szCs w:val="28"/>
         </w:rPr>
-        <w:t>Определение проблемы начинается со сбора информации и симптомов. Уточняются условия возникновения. Ч</w:t>
-      </w:r>
-      <w:r>
-        <w:rPr>
-          <w:rFonts w:ascii="Times New Roman" w:hAnsi="Times New Roman"/>
-          <w:sz w:val="28"/>
-          <w:szCs w:val="28"/>
-        </w:rPr>
-        <w:t>ёткая формулировка ускоряет диагностику.</w:t>
+        <w:t>Определение проблемы начинается со сбора сведений и симптомов. Уточняются обстоятельства возникновения. Точная формулировка ускоряет диагностику.</w:t>
+      </w:r>
+      <w:r>
+        <w:rPr>
+          <w:rFonts w:ascii="Times New Roman" w:hAnsi="Times New Roman"/>
+          <w:sz w:val="28"/>
+          <w:szCs w:val="28"/>
+        </w:rPr>
       </w:r>
     </w:p>
     <w:p>
@@ -4386,7 +4350,7 @@
           <w:sz w:val="28"/>
           <w:szCs w:val="28"/>
         </w:rPr>
-        <w:t>На основе симптомов выдвигаются гипотезы. Рассматривается несколько вариантов. Начинают с простых и вероятных.</w:t>
+        <w:t>Опираясь на симптомы, формулируются гипотезы. Разбирается несколько вариантов. Отправной точкой служат простые и вероятные.</w:t>
       </w:r>
     </w:p>
     <w:p>
@@ -4440,16 +4404,14 @@
           <w:sz w:val="28"/>
           <w:szCs w:val="28"/>
         </w:rPr>
-        <w:lastRenderedPageBreak/>
-        <w:t>Гипотез</w:t>
-      </w:r>
-      <w:r>
-        <w:rPr>
-          <w:rFonts w:ascii="Times New Roman" w:hAnsi="Times New Roman"/>
-          <w:sz w:val="28"/>
-          <w:szCs w:val="28"/>
-        </w:rPr>
-        <w:t>ы проверяются тестами и средствами диагностики. Если не подтверждается, выдвигается новая. Цель – точная причина.</w:t>
+        <w:t>Гипотезы проверяются тестами и диагностическими средствами. Неподтверждённое предположение сменяется новым. Цель — установить точную причину.</w:t>
+      </w:r>
+      <w:r>
+        <w:rPr>
+          <w:rFonts w:ascii="Times New Roman" w:hAnsi="Times New Roman"/>
+          <w:sz w:val="28"/>
+          <w:szCs w:val="28"/>
+        </w:rPr>
       </w:r>
     </w:p>
     <w:p>
@@ -4503,15 +4465,14 @@
           <w:sz w:val="28"/>
           <w:szCs w:val="28"/>
         </w:rPr>
-        <w:t>План включает шаги устранения с учётом рисков. Реализуется поэтапно. При необходимости ко</w:t>
-      </w:r>
-      <w:r>
-        <w:rPr>
-          <w:rFonts w:ascii="Times New Roman" w:hAnsi="Times New Roman"/>
-          <w:sz w:val="28"/>
-          <w:szCs w:val="28"/>
-        </w:rPr>
-        <w:t>рректируется.</w:t>
+        <w:t>План содержит шаги устранения с учётом рисков. Реализуется поэтапно. При потребности корректируется.</w:t>
+      </w:r>
+      <w:r>
+        <w:rPr>
+          <w:rFonts w:ascii="Times New Roman" w:hAnsi="Times New Roman"/>
+          <w:sz w:val="28"/>
+          <w:szCs w:val="28"/>
+        </w:rPr>
       </w:r>
     </w:p>
     <w:p>
@@ -4565,7 +4526,7 @@
           <w:sz w:val="28"/>
           <w:szCs w:val="28"/>
         </w:rPr>
-        <w:t>После устранения проверяется работа системы в целом. При необходимости принимаются профилактические меры. Это завершает цикл.</w:t>
+        <w:t>После устранения оценивается работа системы в целом. При потребности принимаются профилактические меры. Этим цикл завершается.</w:t>
       </w:r>
     </w:p>
     <w:p>
@@ -4619,15 +4580,14 @@
           <w:sz w:val="28"/>
           <w:szCs w:val="28"/>
         </w:rPr>
-        <w:t>Все этапы фиксир</w:t>
-      </w:r>
-      <w:r>
-        <w:rPr>
-          <w:rFonts w:ascii="Times New Roman" w:hAnsi="Times New Roman"/>
-          <w:sz w:val="28"/>
-          <w:szCs w:val="28"/>
-        </w:rPr>
-        <w:t>уются. Документация помогает в будущем. Служит основой отчётности.</w:t>
+        <w:t>Фиксируются все этапы. Документация выручает в будущем. Она служит основой отчётности.</w:t>
+      </w:r>
+      <w:r>
+        <w:rPr>
+          <w:rFonts w:ascii="Times New Roman" w:hAnsi="Times New Roman"/>
+          <w:sz w:val="28"/>
+          <w:szCs w:val="28"/>
+        </w:rPr>
       </w:r>
     </w:p>
     <w:p>
@@ -4681,15 +4641,14 @@
           <w:sz w:val="28"/>
           <w:szCs w:val="28"/>
         </w:rPr>
-        <w:t>К типичным проблемам мобильных ОС относятся сбои приложений, разряд батареи, проблемы с Wi-Fi и обновлениями. Решения зависят</w:t>
-      </w:r>
-      <w:r>
-        <w:rPr>
-          <w:rFonts w:ascii="Times New Roman" w:hAnsi="Times New Roman"/>
-          <w:sz w:val="28"/>
-          <w:szCs w:val="28"/>
-        </w:rPr>
-        <w:t xml:space="preserve"> от причины. Знание типовых проблем ускоряет диагностику.</w:t>
+        <w:t>Типичные проблемы мобильных ОС — сбои приложений, разряд батареи, неполадки Wi-Fi и обновлений. Способ решения определяется причиной. Знание типовых проблем ускоряет диагностику.</w:t>
+      </w:r>
+      <w:r>
+        <w:rPr>
+          <w:rFonts w:ascii="Times New Roman" w:hAnsi="Times New Roman"/>
+          <w:sz w:val="28"/>
+          <w:szCs w:val="28"/>
+        </w:rPr>
       </w:r>
     </w:p>
     <w:p>
@@ -4743,15 +4702,14 @@
           <w:sz w:val="28"/>
           <w:szCs w:val="28"/>
         </w:rPr>
-        <w:t>Проблемы безопасности включают вредоносное ПО, фишинг, утечку данных и несанкционированный доступ. Решения: антивирус, обновления, ограничение</w:t>
-      </w:r>
-      <w:r>
-        <w:rPr>
-          <w:rFonts w:ascii="Times New Roman" w:hAnsi="Times New Roman"/>
-          <w:sz w:val="28"/>
-          <w:szCs w:val="28"/>
-        </w:rPr>
-        <w:t xml:space="preserve"> прав. Безопасность требует постоянного внимания.</w:t>
+        <w:t>К проблемам безопасности принадлежат вредоносное ПО, фишинг, утечка данных и несанкционированный доступ. Меры — антивирус, обновления, ограничение прав. Безопасность нуждается в постоянном внимании.</w:t>
+      </w:r>
+      <w:r>
+        <w:rPr>
+          <w:rFonts w:ascii="Times New Roman" w:hAnsi="Times New Roman"/>
+          <w:sz w:val="28"/>
+          <w:szCs w:val="28"/>
+        </w:rPr>
       </w:r>
     </w:p>
     <w:p>
@@ -4805,15 +4763,14 @@
           <w:sz w:val="28"/>
           <w:szCs w:val="28"/>
         </w:rPr>
-        <w:t xml:space="preserve">Проблемы с ОС включают сбои загрузки, ошибки драйверов, низкую производительность и конфликты ПО. Решения зависят от причины. Документирование </w:t>
-      </w:r>
-      <w:r>
-        <w:rPr>
-          <w:rFonts w:ascii="Times New Roman" w:hAnsi="Times New Roman"/>
-          <w:sz w:val="28"/>
-          <w:szCs w:val="28"/>
-        </w:rPr>
-        <w:t>помогает в будущем.</w:t>
+        <w:t>Проблемы с ОС — это сбои загрузки, ошибки драйверов, низкая производительность и конфликты ПО. Способ решения определяется причиной. Документирование выручает в будущем.</w:t>
+      </w:r>
+      <w:r>
+        <w:rPr>
+          <w:rFonts w:ascii="Times New Roman" w:hAnsi="Times New Roman"/>
+          <w:sz w:val="28"/>
+          <w:szCs w:val="28"/>
+        </w:rPr>
       </w:r>
     </w:p>
     <w:p>
@@ -4867,7 +4824,7 @@
           <w:sz w:val="28"/>
           <w:szCs w:val="28"/>
         </w:rPr>
-        <w:t>Устранение неисправностей ОС включает анализ журналов, проверку целостности файлов и восстановление. Используются встроенные утилиты. Систематический подход повышает эффективность.</w:t>
+        <w:t>Устранение неисправностей ОС охватывает анализ журналов, контроль целостности файлов и восстановление. Применяются штатные утилиты. Систематический подход повышает эффективность.</w:t>
       </w:r>
     </w:p>
     <w:p>
@@ -4904,7 +4861,7 @@
           <w:b w:val="0"/>
           <w:bCs w:val="0"/>
         </w:rPr>
-        <w:t xml:space="preserve">лабораторная работа </w:t>
+        <w:t>лабораторная работа охватывает особенности Linux, macOS и мобильных ОС: интерфейсы, команды, механизмы безопасности и мобильные функции. Знание этих тем требуется для работы с разнообразными системами и устройствами. Практические умения работать с CLI и диагностировать неполадки упрочняют теоретическую базу.</w:t>
       </w:r>
       <w:r>
         <w:rPr>
@@ -4912,7 +4869,6 @@
           <w:b w:val="0"/>
           <w:bCs w:val="0"/>
         </w:rPr>
-        <w:t>охватывает особенности Linux, macOS и мобильных ОС: интерфейсы, команды, безопасность и мобильные функции. Понимание этих тем необходимо для работы с разнообразными системами и устройствами. Практические навыки работы с CLI и диагностики закрепляют теорети</w:t>
       </w:r>
       <w:r>
         <w:rPr>
@@ -4920,7 +4876,6 @@
           <w:b w:val="0"/>
           <w:bCs w:val="0"/>
         </w:rPr>
-        <w:t>ческий материал.</w:t>
       </w:r>
     </w:p>
     <w:p>
@@ -4992,7 +4947,7 @@
           <w:sz w:val="28"/>
           <w:szCs w:val="28"/>
         </w:rPr>
-        <w:t xml:space="preserve"> Открытый код доступен для изучения и изменения, а закрытый принадлежит компании и не публикуется.</w:t>
+        <w:t xml:space="preserve"> Открытый код допускается изучать и изменять, тогда как закрытый остаётся собственностью компании и публично не размещается.</w:t>
       </w:r>
     </w:p>
     <w:p>
@@ -5053,7 +5008,7 @@
           <w:sz w:val="28"/>
           <w:szCs w:val="28"/>
         </w:rPr>
-        <w:t xml:space="preserve"> Они дают максимальные права доступа, что позволяет вредоносному ПО получить контроль над системой и лишает устройство гарантии.</w:t>
+        <w:t xml:space="preserve"> Они открывают максимальные права доступа, из-за чего вредоносное ПО может получить контроль над системой, а устройство лишается гарантии.</w:t>
       </w:r>
     </w:p>
     <w:p>
@@ -5106,7 +5061,7 @@
           <w:sz w:val="28"/>
           <w:szCs w:val="28"/>
         </w:rPr>
-        <w:t xml:space="preserve"> Он шифрует трафик и защищает данные при работе через публичные сети.</w:t>
+        <w:t xml:space="preserve"> VPN шифрует трафик и оберегает данные при подключении через публичные сети.</w:t>
       </w:r>
     </w:p>
     <w:p>
@@ -5167,7 +5122,7 @@
           <w:sz w:val="28"/>
           <w:szCs w:val="28"/>
         </w:rPr>
-        <w:t xml:space="preserve"> Time Machine автоматически создаёт резервные копии в macOS, а в Linux копирование выполняется вручную через rsync, tar и другие утилиты.</w:t>
+        <w:t xml:space="preserve"> Time Machine в macOS создаёт резервные копии автоматически, тогда как в Linux копирование выполняется вручную средствами rsync, tar и других утилит.</w:t>
       </w:r>
     </w:p>
     <w:p>
@@ -5220,15 +5175,14 @@
           <w:sz w:val="28"/>
           <w:szCs w:val="28"/>
         </w:rPr>
-        <w:t xml:space="preserve"> r – чтение</w:t>
-      </w:r>
-      <w:r>
-        <w:rPr>
-          <w:rFonts w:ascii="Times New Roman" w:hAnsi="Times New Roman"/>
-          <w:sz w:val="28"/>
-          <w:szCs w:val="28"/>
-        </w:rPr>
-        <w:t>, w – запись, x – выполнение; они назначаются владельцу, группе и остальным.</w:t>
+        <w:t xml:space="preserve"> r означает чтение, w — запись, x — выполнение; назначаются они владельцу, группе и остальным пользователям.</w:t>
+      </w:r>
+      <w:r>
+        <w:rPr>
+          <w:rFonts w:ascii="Times New Roman" w:hAnsi="Times New Roman"/>
+          <w:sz w:val="28"/>
+          <w:szCs w:val="28"/>
+        </w:rPr>
       </w:r>
     </w:p>
     <w:p>
@@ -5281,7 +5235,7 @@
           <w:sz w:val="28"/>
           <w:szCs w:val="28"/>
         </w:rPr>
-        <w:t xml:space="preserve"> Это защищает устройство от подбора пароля и несанкционированного доступа.</w:t>
+        <w:t xml:space="preserve"> Благодаря этому устройство защищено от подбора пароля и несанкционированного проникновения.</w:t>
       </w:r>
     </w:p>
     <w:sectPr>
